--- a/elektra/main/static/docs/keys_template.docx
+++ b/elektra/main/static/docs/keys_template.docx
@@ -394,7 +394,6 @@
           <w:lang w:val="en-US"/>
         </w:rPr>
       </w:pPr>
-      <w:bookmarkStart w:id="0" w:name="_GoBack"/>
       <w:r>
         <w:rPr>
           <w:rStyle w:val="a7"/>
@@ -452,7 +451,7 @@
         <mc:AlternateContent>
           <mc:Choice Requires="wps">
             <w:drawing>
-              <wp:anchor distT="0" distB="0" distL="114300" distR="114300" simplePos="0" relativeHeight="251660288" behindDoc="0" locked="0" layoutInCell="1" allowOverlap="1" wp14:anchorId="4E0A2BB8" wp14:editId="773C205C">
+              <wp:anchor distT="0" distB="0" distL="114300" distR="114300" simplePos="0" relativeHeight="251660288" behindDoc="0" locked="0" layoutInCell="1" allowOverlap="1" wp14:anchorId="1FBDE7A4" wp14:editId="536C326D">
                 <wp:simplePos x="0" y="0"/>
                 <wp:positionH relativeFrom="page">
                   <wp:posOffset>6286500</wp:posOffset>
@@ -1182,30 +1181,86 @@
         </w:rPr>
         <w:t xml:space="preserve"> (</w:t>
       </w:r>
+      <w:proofErr w:type="spellStart"/>
       <w:r>
         <w:rPr>
           <w:rStyle w:val="a7"/>
           <w:i w:val="0"/>
           <w:color w:val="7030A0"/>
         </w:rPr>
-        <w:t>task.type==</w:t>
-      </w:r>
+        <w:t>task</w:t>
+      </w:r>
+      <w:proofErr w:type="spellEnd"/>
       <w:r>
         <w:rPr>
           <w:rStyle w:val="a7"/>
           <w:i w:val="0"/>
           <w:color w:val="7030A0"/>
+        </w:rPr>
+        <w:t>.</w:t>
+      </w:r>
+      <w:proofErr w:type="spellStart"/>
+      <w:r>
+        <w:rPr>
+          <w:rStyle w:val="a7"/>
+          <w:i w:val="0"/>
+          <w:color w:val="7030A0"/>
+        </w:rPr>
+        <w:t>type</w:t>
+      </w:r>
+      <w:proofErr w:type="spellEnd"/>
+      <w:r>
+        <w:rPr>
+          <w:rStyle w:val="a7"/>
+          <w:i w:val="0"/>
+          <w:color w:val="7030A0"/>
+        </w:rPr>
+        <w:t>==</w:t>
+      </w:r>
+      <w:r>
+        <w:rPr>
+          <w:rStyle w:val="a7"/>
+          <w:i w:val="0"/>
+          <w:color w:val="7030A0"/>
           <w:lang w:val="en-US"/>
         </w:rPr>
         <w:t>3)or(</w:t>
       </w:r>
+      <w:proofErr w:type="spellStart"/>
       <w:r>
         <w:rPr>
           <w:rStyle w:val="a7"/>
           <w:i w:val="0"/>
           <w:color w:val="7030A0"/>
         </w:rPr>
-        <w:t>task.type==</w:t>
+        <w:t>task</w:t>
+      </w:r>
+      <w:proofErr w:type="spellEnd"/>
+      <w:r>
+        <w:rPr>
+          <w:rStyle w:val="a7"/>
+          <w:i w:val="0"/>
+          <w:color w:val="7030A0"/>
+        </w:rPr>
+        <w:t>.</w:t>
+      </w:r>
+      <w:proofErr w:type="spellStart"/>
+      <w:r>
+        <w:rPr>
+          <w:rStyle w:val="a7"/>
+          <w:i w:val="0"/>
+          <w:color w:val="7030A0"/>
+        </w:rPr>
+        <w:t>type</w:t>
+      </w:r>
+      <w:proofErr w:type="spellEnd"/>
+      <w:r>
+        <w:rPr>
+          <w:rStyle w:val="a7"/>
+          <w:i w:val="0"/>
+          <w:color w:val="7030A0"/>
+        </w:rPr>
+        <w:t>==</w:t>
       </w:r>
       <w:r>
         <w:rPr>
@@ -1378,7 +1433,7 @@
         <mc:AlternateContent>
           <mc:Choice Requires="wps">
             <w:drawing>
-              <wp:anchor distT="0" distB="0" distL="114300" distR="114300" simplePos="0" relativeHeight="251662336" behindDoc="0" locked="0" layoutInCell="1" allowOverlap="1" wp14:anchorId="58B2668D" wp14:editId="4F151640">
+              <wp:anchor distT="0" distB="0" distL="114300" distR="114300" simplePos="0" relativeHeight="251662336" behindDoc="0" locked="0" layoutInCell="1" allowOverlap="1" wp14:anchorId="65D0EF64" wp14:editId="1B7CC93D">
                 <wp:simplePos x="0" y="0"/>
                 <wp:positionH relativeFrom="column">
                   <wp:posOffset>889000</wp:posOffset>
@@ -1815,8 +1870,9 @@
           <w:color w:val="7030A0"/>
           <w:lang w:val="en-US"/>
         </w:rPr>
-        <w:t xml:space="preserve"> endif </w:t>
-      </w:r>
+        <w:t xml:space="preserve"> </w:t>
+      </w:r>
+      <w:proofErr w:type="spellStart"/>
       <w:r>
         <w:rPr>
           <w:rStyle w:val="a7"/>
@@ -1824,6 +1880,25 @@
           <w:color w:val="7030A0"/>
           <w:lang w:val="en-US"/>
         </w:rPr>
+        <w:t>endif</w:t>
+      </w:r>
+      <w:proofErr w:type="spellEnd"/>
+      <w:r>
+        <w:rPr>
+          <w:rStyle w:val="a7"/>
+          <w:i w:val="0"/>
+          <w:color w:val="7030A0"/>
+          <w:lang w:val="en-US"/>
+        </w:rPr>
+        <w:t xml:space="preserve"> </w:t>
+      </w:r>
+      <w:r>
+        <w:rPr>
+          <w:rStyle w:val="a7"/>
+          <w:i w:val="0"/>
+          <w:color w:val="7030A0"/>
+          <w:lang w:val="en-US"/>
+        </w:rPr>
         <w:t>%}</w:t>
       </w:r>
       <w:r>
@@ -1849,7 +1924,43 @@
           <w:i w:val="0"/>
           <w:color w:val="7030A0"/>
         </w:rPr>
-        <w:t xml:space="preserve"> task.type==</w:t>
+        <w:t xml:space="preserve"> </w:t>
+      </w:r>
+      <w:proofErr w:type="spellStart"/>
+      <w:r>
+        <w:rPr>
+          <w:rStyle w:val="a7"/>
+          <w:i w:val="0"/>
+          <w:color w:val="7030A0"/>
+        </w:rPr>
+        <w:t>task</w:t>
+      </w:r>
+      <w:proofErr w:type="spellEnd"/>
+      <w:r>
+        <w:rPr>
+          <w:rStyle w:val="a7"/>
+          <w:i w:val="0"/>
+          <w:color w:val="7030A0"/>
+        </w:rPr>
+        <w:t>.</w:t>
+      </w:r>
+      <w:proofErr w:type="spellStart"/>
+      <w:r>
+        <w:rPr>
+          <w:rStyle w:val="a7"/>
+          <w:i w:val="0"/>
+          <w:color w:val="7030A0"/>
+        </w:rPr>
+        <w:t>type</w:t>
+      </w:r>
+      <w:proofErr w:type="spellEnd"/>
+      <w:r>
+        <w:rPr>
+          <w:rStyle w:val="a7"/>
+          <w:i w:val="0"/>
+          <w:color w:val="7030A0"/>
+        </w:rPr>
+        <w:t>==</w:t>
       </w:r>
       <w:r>
         <w:rPr>
@@ -2165,6 +2276,8 @@
         </w:rPr>
         <w:t xml:space="preserve"> точки</w:t>
       </w:r>
+      <w:bookmarkStart w:id="0" w:name="_GoBack"/>
+      <w:bookmarkEnd w:id="0"/>
     </w:p>
     <w:p>
       <w:pPr>
@@ -2179,7 +2292,23 @@
           <w:color w:val="7030A0"/>
           <w:lang w:val="en-US"/>
         </w:rPr>
-        <w:t>{% endif %}</w:t>
+        <w:t xml:space="preserve">{% </w:t>
+      </w:r>
+      <w:proofErr w:type="spellStart"/>
+      <w:r>
+        <w:rPr>
+          <w:color w:val="7030A0"/>
+          <w:lang w:val="en-US"/>
+        </w:rPr>
+        <w:t>endif</w:t>
+      </w:r>
+      <w:proofErr w:type="spellEnd"/>
+      <w:r>
+        <w:rPr>
+          <w:color w:val="7030A0"/>
+          <w:lang w:val="en-US"/>
+        </w:rPr>
+        <w:t xml:space="preserve"> %}</w:t>
       </w:r>
       <w:r>
         <w:rPr>
@@ -2187,10 +2316,27 @@
           <w:i w:val="0"/>
           <w:color w:val="00B050"/>
         </w:rPr>
-        <w:t>{% endfor %}</w:t>
+        <w:t xml:space="preserve">{% </w:t>
+      </w:r>
+      <w:proofErr w:type="spellStart"/>
+      <w:r>
+        <w:rPr>
+          <w:rStyle w:val="a7"/>
+          <w:i w:val="0"/>
+          <w:color w:val="00B050"/>
+        </w:rPr>
+        <w:t>endfor</w:t>
+      </w:r>
+      <w:proofErr w:type="spellEnd"/>
+      <w:r>
+        <w:rPr>
+          <w:rStyle w:val="a7"/>
+          <w:i w:val="0"/>
+          <w:color w:val="00B050"/>
+        </w:rPr>
+        <w:t xml:space="preserve"> %}</w:t>
       </w:r>
     </w:p>
-    <w:bookmarkEnd w:id="0"/>
     <w:p>
       <w:pPr>
         <w:spacing w:line="360" w:lineRule="auto"/>
@@ -2584,35 +2730,35 @@
         <v:path o:extrusionok="f" gradientshapeok="t" o:connecttype="rect"/>
         <o:lock v:ext="edit" aspectratio="t"/>
       </v:shapetype>
-      <v:shape id="_x0000_i1815" type="#_x0000_t75" style="width:14.4pt;height:14.4pt" o:bullet="t">
+      <v:shape id="_x0000_i1835" type="#_x0000_t75" style="width:14.4pt;height:14.4pt" o:bullet="t">
         <v:imagedata r:id="rId1" o:title="circle"/>
       </v:shape>
     </w:pict>
   </w:numPicBullet>
   <w:numPicBullet w:numPicBulletId="1">
     <w:pict>
-      <v:shape id="_x0000_i1816" type="#_x0000_t75" style="width:14.4pt;height:14.4pt" o:bullet="t">
+      <v:shape id="_x0000_i1836" type="#_x0000_t75" style="width:14.4pt;height:14.4pt" o:bullet="t">
         <v:imagedata r:id="rId2" o:title="rrect"/>
       </v:shape>
     </w:pict>
   </w:numPicBullet>
   <w:numPicBullet w:numPicBulletId="2">
     <w:pict>
-      <v:shape id="_x0000_i1817" type="#_x0000_t75" style="width:15.6pt;height:15.6pt" o:bullet="t">
+      <v:shape id="_x0000_i1837" type="#_x0000_t75" style="width:15.6pt;height:15.6pt" o:bullet="t">
         <v:imagedata r:id="rId3" o:title="rrect2"/>
       </v:shape>
     </w:pict>
   </w:numPicBullet>
   <w:numPicBullet w:numPicBulletId="3">
     <w:pict>
-      <v:shape id="_x0000_i1818" type="#_x0000_t75" style="width:31.8pt;height:31.8pt" o:bullet="t">
+      <v:shape id="_x0000_i1838" type="#_x0000_t75" style="width:31.8pt;height:31.8pt" o:bullet="t">
         <v:imagedata r:id="rId4" o:title="rrect3"/>
       </v:shape>
     </w:pict>
   </w:numPicBullet>
   <w:numPicBullet w:numPicBulletId="4">
     <w:pict>
-      <v:shape id="_x0000_i1819" type="#_x0000_t75" style="width:15.6pt;height:15.6pt" o:bullet="t">
+      <v:shape id="_x0000_i1839" type="#_x0000_t75" style="width:15.6pt;height:15.6pt" o:bullet="t">
         <v:imagedata r:id="rId5" o:title="rrect2x"/>
       </v:shape>
     </w:pict>
